--- a/outputs/ats/polling_research_redistricting/brief/cartographic_professional/docx/dheeraj_chand_polling_research_redistricting_brief_cartographic_professional.docx
+++ b/outputs/ats/polling_research_redistricting/brief/cartographic_professional/docx/dheeraj_chand_polling_research_redistricting_brief_cartographic_professional.docx
@@ -33,6 +33,19 @@
     <w:p>
       <w:r>
         <w:t>Political researcher and redistricting specialist with 20+ years in survey methodology, electoral prediction, and demographic modeling. I built FLEEM, a polling system that saved $500K+ annually and supported campaigns for Senators Heinrich and Warren.</w:t>
+      </w:r>
+    </w:p>
+    <w:p>
+      <w:pPr>
+        <w:pStyle w:val="Heading2"/>
+      </w:pPr>
+      <w:r>
+        <w:t>CORE COMPETENCIES</w:t>
+      </w:r>
+    </w:p>
+    <w:p>
+      <w:r>
+        <w:t>Programming and Development • Machine Learning &amp; AI • Data Infrastructure</w:t>
       </w:r>
     </w:p>
     <w:p>
@@ -144,6 +157,24 @@
         <w:pStyle w:val="Heading3"/>
       </w:pPr>
       <w:r>
+        <w:t>Field Director - The Feldman Group (Washington, DC) | 2011 - 2012</w:t>
+      </w:r>
+    </w:p>
+    <w:p>
+      <w:r>
+        <w:t>Political Research</w:t>
+      </w:r>
+    </w:p>
+    <w:p>
+      <w:r>
+        <w:t>• Managed survey fielding for a multi-million dollar research firm — scheduling, oversight, sampling, and quality control</w:t>
+      </w:r>
+    </w:p>
+    <w:p>
+      <w:pPr>
+        <w:pStyle w:val="Heading3"/>
+      </w:pPr>
+      <w:r>
         <w:t>Programmer - Lake Research Partners (Austin, TX) | 2008</w:t>
       </w:r>
     </w:p>
@@ -179,16 +210,6 @@
       </w:r>
     </w:p>
     <w:p>
-      <w:r>
-        <w:t>Technologies: Twilio API, Python, Django, PostgreSQL, GeoDjango, PostGIS, JavaScript, Apache</w:t>
-      </w:r>
-    </w:p>
-    <w:p>
-      <w:r>
-        <w:t>Impact: Saved PAC $500K+ annually by doing IVR polling in-house instead of contracting with Public Policy Polling. Supported campaigns for Senators Heinrich and Warren.</w:t>
-      </w:r>
-    </w:p>
-    <w:p>
       <w:pPr>
         <w:pStyle w:val="Heading3"/>
       </w:pPr>
@@ -199,16 +220,6 @@
     <w:p>
       <w:r>
         <w:t>Cloud-based GeoDjango platform for redistricting analysis with real-time collaborative editing and Census integration, used by 12,847 analysts across 89 organizations during the 2021 redistricting cycle.</w:t>
-      </w:r>
-    </w:p>
-    <w:p>
-      <w:r>
-        <w:t>Technologies: GeoDjango, PostGIS, AWS, Docker, React, Python, Redis, WebSockets</w:t>
-      </w:r>
-    </w:p>
-    <w:p>
-      <w:r>
-        <w:t>Impact: Reduced mapping costs by 73.5%, saving organizations $4.7M. Made redistricting analysis accessible to organizations that previously couldn't afford it.</w:t>
       </w:r>
     </w:p>
     <w:p>
@@ -235,6 +246,29 @@
     <w:p>
       <w:r>
         <w:t>• Data analysis cited in Supreme Court case proceedings, with expert methodology validated at the highest judicial level.</w:t>
+      </w:r>
+    </w:p>
+    <w:p>
+      <w:pPr>
+        <w:pStyle w:val="Heading2"/>
+      </w:pPr>
+      <w:r>
+        <w:t>TECHNICAL SKILLS</w:t>
+      </w:r>
+    </w:p>
+    <w:p>
+      <w:r>
+        <w:t>PROGRAMMING AND DEVELOPMENT Python, R, SQL/PostGIS, JavaScript, Java, Other Technologies</w:t>
+      </w:r>
+    </w:p>
+    <w:p>
+      <w:r>
+        <w:t>MACHINE LEARNING &amp; AI ML Frameworks, Geospatial ML, Techniques, Validation</w:t>
+      </w:r>
+    </w:p>
+    <w:p>
+      <w:r>
+        <w:t>DATA INFRASTRUCTURE Processing, Pipelines, Storage, Streaming</w:t>
       </w:r>
     </w:p>
     <w:p>
